--- a/docs/tesis/Tesis_tedoldi.docx
+++ b/docs/tesis/Tesis_tedoldi.docx
@@ -4446,25 +4446,13 @@
       </w:pPr>
       <w:bookmarkStart w:id="2" w:name="_Toc206607286"/>
       <w:r>
-        <w:t xml:space="preserve">Contenido y </w:t>
-      </w:r>
-      <w:r>
-        <w:t>o</w:t>
-      </w:r>
-      <w:r>
-        <w:t>rigen</w:t>
+        <w:t>Contenido y origen</w:t>
       </w:r>
       <w:bookmarkEnd w:id="2"/>
     </w:p>
     <w:p>
       <w:r>
-        <w:t xml:space="preserve">El </w:t>
-      </w:r>
-      <w:r>
-        <w:t xml:space="preserve">conjunto de datos utilizado en este trabajo </w:t>
-      </w:r>
-      <w:r>
-        <w:t>está formado por tuplas con información de mercaderías sometidas al comercio internacional (</w:t>
+        <w:t>El conjunto de datos utilizado en este trabajo está formado por tuplas con información de mercaderías sometidas al comercio internacional (</w:t>
       </w:r>
       <w:proofErr w:type="spellStart"/>
       <w:r>
@@ -4480,22 +4468,7 @@
       </w:r>
       <w:proofErr w:type="spellEnd"/>
       <w:r>
-        <w:t xml:space="preserve">) en idioma inglés, en un total de 500 mil ítems. </w:t>
-      </w:r>
-      <w:r>
-        <w:t xml:space="preserve">Estos datos provienen de material de un programa de entrenamiento profesional en el marco de una capacitación </w:t>
-      </w:r>
-      <w:r>
-        <w:t>internacional en Corea del Sur, del</w:t>
-      </w:r>
-      <w:r>
-        <w:t xml:space="preserve"> proyecto</w:t>
-      </w:r>
-      <w:r>
-        <w:t xml:space="preserve"> BACUDA de la Organización Mundial de Aduanas</w:t>
-      </w:r>
-      <w:r>
-        <w:t xml:space="preserve"> </w:t>
+        <w:t xml:space="preserve">) en idioma inglés, en un total de 500 mil ítems. Estos datos provienen de material de un programa de entrenamiento profesional en el marco de una capacitación internacional en Corea del Sur, del proyecto BACUDA de la Organización Mundial de Aduanas </w:t>
       </w:r>
       <w:sdt>
         <w:sdtPr>
@@ -4589,10 +4562,7 @@
         </w:sdtContent>
       </w:sdt>
       <w:r>
-        <w:t>.</w:t>
-      </w:r>
-      <w:r>
-        <w:t xml:space="preserve"> </w:t>
+        <w:t xml:space="preserve">. </w:t>
       </w:r>
     </w:p>
     <w:p>
@@ -4668,10 +4638,7 @@
         <w:t>Como se ha anticipado, la muestra a trabajar resulta particularmente sencilla, con solo dos columnas</w:t>
       </w:r>
       <w:r>
-        <w:t xml:space="preserve"> </w:t>
-      </w:r>
-      <w:r>
-        <w:t>(</w:t>
+        <w:t xml:space="preserve"> (</w:t>
       </w:r>
       <w:proofErr w:type="spellStart"/>
       <w:r>
@@ -4687,10 +4654,7 @@
       </w:r>
       <w:proofErr w:type="spellEnd"/>
       <w:r>
-        <w:t>)</w:t>
-      </w:r>
-      <w:r>
-        <w:t xml:space="preserve">. </w:t>
+        <w:t xml:space="preserve">). </w:t>
       </w:r>
       <w:r>
         <w:t xml:space="preserve">Por esta razón, para la etapa exploratoria, además de evaluar </w:t>
@@ -4838,7 +4802,15 @@
       </w:pPr>
       <w:bookmarkStart w:id="6" w:name="_Toc206607294"/>
       <w:r>
-        <w:t>Definición del target/ variable objetivo</w:t>
+        <w:t xml:space="preserve">Definición del </w:t>
+      </w:r>
+      <w:proofErr w:type="gramStart"/>
+      <w:r>
+        <w:t>target</w:t>
+      </w:r>
+      <w:proofErr w:type="gramEnd"/>
+      <w:r>
+        <w:t>/ variable objetivo</w:t>
       </w:r>
       <w:bookmarkEnd w:id="6"/>
     </w:p>
@@ -8505,12 +8477,12 @@
       <w:pPr>
         <w:pStyle w:val="Ttulo3"/>
       </w:pPr>
-      <w:bookmarkStart w:id="12" w:name="_Toc206607300"/>
-      <w:bookmarkStart w:id="13" w:name="_Toc206607298"/>
+      <w:bookmarkStart w:id="12" w:name="_Toc206607298"/>
+      <w:bookmarkStart w:id="13" w:name="_Toc206607300"/>
       <w:r>
         <w:t>Nomenclatura HS06 en inglés</w:t>
       </w:r>
-      <w:bookmarkEnd w:id="13"/>
+      <w:bookmarkEnd w:id="12"/>
     </w:p>
     <w:p>
       <w:r>
@@ -8645,6 +8617,7 @@
               <w:t xml:space="preserve">&amp;&amp; - </w:t>
             </w:r>
             <w:proofErr w:type="spellStart"/>
+            <w:proofErr w:type="gramStart"/>
             <w:r>
               <w:t>Horses</w:t>
             </w:r>
@@ -8652,6 +8625,7 @@
             <w:r>
               <w:t xml:space="preserve"> :</w:t>
             </w:r>
+            <w:proofErr w:type="gramEnd"/>
           </w:p>
         </w:tc>
         <w:tc>
@@ -8717,7 +8691,21 @@
               <w:rPr>
                 <w:lang w:val="en-GB"/>
               </w:rPr>
-              <w:t>Live horses, asses, mules and hinnies. &amp;&amp; - Horses : &amp;&amp; -- Pure-bred breeding animals</w:t>
+              <w:t xml:space="preserve">Live horses, asses, mules and hinnies. &amp;&amp; - </w:t>
+            </w:r>
+            <w:proofErr w:type="gramStart"/>
+            <w:r>
+              <w:rPr>
+                <w:lang w:val="en-GB"/>
+              </w:rPr>
+              <w:t>Horses :</w:t>
+            </w:r>
+            <w:proofErr w:type="gramEnd"/>
+            <w:r>
+              <w:rPr>
+                <w:lang w:val="en-GB"/>
+              </w:rPr>
+              <w:t xml:space="preserve"> &amp;&amp; -- Pure-bred breeding animals</w:t>
             </w:r>
           </w:p>
         </w:tc>
@@ -8784,12 +8772,17 @@
               <w:t xml:space="preserve">&amp;&amp; - </w:t>
             </w:r>
             <w:proofErr w:type="spellStart"/>
+            <w:proofErr w:type="gramStart"/>
             <w:r>
               <w:t>Horses</w:t>
             </w:r>
             <w:proofErr w:type="spellEnd"/>
             <w:r>
-              <w:t xml:space="preserve"> : &amp;&amp; -- Other</w:t>
+              <w:t xml:space="preserve"> :</w:t>
+            </w:r>
+            <w:proofErr w:type="gramEnd"/>
+            <w:r>
+              <w:t xml:space="preserve"> &amp;&amp; -- Other</w:t>
             </w:r>
           </w:p>
         </w:tc>
@@ -9276,92 +9269,120 @@
               <w:rPr>
                 <w:lang w:val="en-GB"/>
               </w:rPr>
-              <w:t xml:space="preserve">Paintings, drawings and pastels, executed entirely by hand, other than drawings of heading 49.06 and other than hand- painted or hand-decorated manufactured articles; collages and similar decorative plaques. </w:t>
-            </w:r>
-            <w:r>
-              <w:t xml:space="preserve">&amp;&amp; - </w:t>
-            </w:r>
-            <w:proofErr w:type="spellStart"/>
-            <w:r>
-              <w:t>Paintings</w:t>
-            </w:r>
-            <w:proofErr w:type="spellEnd"/>
-            <w:r>
-              <w:t xml:space="preserve">, </w:t>
-            </w:r>
-            <w:proofErr w:type="spellStart"/>
-            <w:r>
-              <w:t>drawings</w:t>
-            </w:r>
-            <w:proofErr w:type="spellEnd"/>
-            <w:r>
-              <w:t xml:space="preserve"> and </w:t>
-            </w:r>
-            <w:proofErr w:type="spellStart"/>
-            <w:r>
-              <w:t>pastels</w:t>
-            </w:r>
-            <w:proofErr w:type="spellEnd"/>
-          </w:p>
-        </w:tc>
-        <w:tc>
-          <w:tcPr>
-            <w:cnfStyle w:val="000010000000" w:firstRow="0" w:lastRow="0" w:firstColumn="0" w:lastColumn="0" w:oddVBand="1" w:evenVBand="0" w:oddHBand="0" w:evenHBand="0" w:firstRowFirstColumn="0" w:firstRowLastColumn="0" w:lastRowFirstColumn="0" w:lastRowLastColumn="0"/>
-            <w:tcW w:w="852" w:type="dxa"/>
-          </w:tcPr>
-          <w:p>
-            <w:pPr>
-              <w:pStyle w:val="TableParagraph"/>
-            </w:pPr>
-            <w:r>
-              <w:t>9701</w:t>
-            </w:r>
-          </w:p>
-        </w:tc>
-        <w:tc>
-          <w:tcPr>
-            <w:tcW w:w="844" w:type="dxa"/>
-          </w:tcPr>
-          <w:p>
-            <w:pPr>
-              <w:pStyle w:val="TableParagraph"/>
-              <w:cnfStyle w:val="000000100000" w:firstRow="0" w:lastRow="0" w:firstColumn="0" w:lastColumn="0" w:oddVBand="0" w:evenVBand="0" w:oddHBand="1" w:evenHBand="0" w:firstRowFirstColumn="0" w:firstRowLastColumn="0" w:lastRowFirstColumn="0" w:lastRowLastColumn="0"/>
-            </w:pPr>
-            <w:r>
-              <w:t>97</w:t>
-            </w:r>
-          </w:p>
-        </w:tc>
-      </w:tr>
-      <w:tr>
-        <w:tc>
-          <w:tcPr>
-            <w:cnfStyle w:val="000010000000" w:firstRow="0" w:lastRow="0" w:firstColumn="0" w:lastColumn="0" w:oddVBand="1" w:evenVBand="0" w:oddHBand="0" w:evenHBand="0" w:firstRowFirstColumn="0" w:firstRowLastColumn="0" w:lastRowFirstColumn="0" w:lastRowLastColumn="0"/>
-            <w:tcW w:w="988" w:type="dxa"/>
-          </w:tcPr>
-          <w:p>
-            <w:pPr>
-              <w:pStyle w:val="TableParagraph"/>
-            </w:pPr>
-            <w:r>
-              <w:t>970190</w:t>
-            </w:r>
-          </w:p>
-        </w:tc>
-        <w:tc>
-          <w:tcPr>
-            <w:tcW w:w="5952" w:type="dxa"/>
-          </w:tcPr>
-          <w:p>
-            <w:pPr>
-              <w:pStyle w:val="TableParagraph"/>
-              <w:cnfStyle w:val="000000000000" w:firstRow="0" w:lastRow="0" w:firstColumn="0" w:lastColumn="0" w:oddVBand="0" w:evenVBand="0" w:oddHBand="0" w:evenHBand="0" w:firstRowFirstColumn="0" w:firstRowLastColumn="0" w:lastRowFirstColumn="0" w:lastRowLastColumn="0"/>
-            </w:pPr>
+              <w:t xml:space="preserve">Paintings, drawings and pastels, executed entirely by hand, other than drawings of heading 49.06 and other than hand- painted or hand-decorated manufactured </w:t>
+            </w:r>
+            <w:proofErr w:type="gramStart"/>
             <w:r>
               <w:rPr>
                 <w:lang w:val="en-GB"/>
               </w:rPr>
-              <w:t xml:space="preserve">Paintings, drawings and pastels, executed entirely by hand, other than drawings of heading 49.06 and other than hand- painted or hand-decorated manufactured articles; collages and similar decorative plaques. </w:t>
+              <w:t>articles;</w:t>
+            </w:r>
+            <w:proofErr w:type="gramEnd"/>
+            <w:r>
+              <w:rPr>
+                <w:lang w:val="en-GB"/>
+              </w:rPr>
+              <w:t xml:space="preserve"> collages and similar decorative plaques. </w:t>
+            </w:r>
+            <w:r>
+              <w:t xml:space="preserve">&amp;&amp; - </w:t>
+            </w:r>
+            <w:proofErr w:type="spellStart"/>
+            <w:r>
+              <w:t>Paintings</w:t>
+            </w:r>
+            <w:proofErr w:type="spellEnd"/>
+            <w:r>
+              <w:t xml:space="preserve">, </w:t>
+            </w:r>
+            <w:proofErr w:type="spellStart"/>
+            <w:r>
+              <w:t>drawings</w:t>
+            </w:r>
+            <w:proofErr w:type="spellEnd"/>
+            <w:r>
+              <w:t xml:space="preserve"> and </w:t>
+            </w:r>
+            <w:proofErr w:type="spellStart"/>
+            <w:r>
+              <w:t>pastels</w:t>
+            </w:r>
+            <w:proofErr w:type="spellEnd"/>
+          </w:p>
+        </w:tc>
+        <w:tc>
+          <w:tcPr>
+            <w:cnfStyle w:val="000010000000" w:firstRow="0" w:lastRow="0" w:firstColumn="0" w:lastColumn="0" w:oddVBand="1" w:evenVBand="0" w:oddHBand="0" w:evenHBand="0" w:firstRowFirstColumn="0" w:firstRowLastColumn="0" w:lastRowFirstColumn="0" w:lastRowLastColumn="0"/>
+            <w:tcW w:w="852" w:type="dxa"/>
+          </w:tcPr>
+          <w:p>
+            <w:pPr>
+              <w:pStyle w:val="TableParagraph"/>
+            </w:pPr>
+            <w:r>
+              <w:t>9701</w:t>
+            </w:r>
+          </w:p>
+        </w:tc>
+        <w:tc>
+          <w:tcPr>
+            <w:tcW w:w="844" w:type="dxa"/>
+          </w:tcPr>
+          <w:p>
+            <w:pPr>
+              <w:pStyle w:val="TableParagraph"/>
+              <w:cnfStyle w:val="000000100000" w:firstRow="0" w:lastRow="0" w:firstColumn="0" w:lastColumn="0" w:oddVBand="0" w:evenVBand="0" w:oddHBand="1" w:evenHBand="0" w:firstRowFirstColumn="0" w:firstRowLastColumn="0" w:lastRowFirstColumn="0" w:lastRowLastColumn="0"/>
+            </w:pPr>
+            <w:r>
+              <w:t>97</w:t>
+            </w:r>
+          </w:p>
+        </w:tc>
+      </w:tr>
+      <w:tr>
+        <w:tc>
+          <w:tcPr>
+            <w:cnfStyle w:val="000010000000" w:firstRow="0" w:lastRow="0" w:firstColumn="0" w:lastColumn="0" w:oddVBand="1" w:evenVBand="0" w:oddHBand="0" w:evenHBand="0" w:firstRowFirstColumn="0" w:firstRowLastColumn="0" w:lastRowFirstColumn="0" w:lastRowLastColumn="0"/>
+            <w:tcW w:w="988" w:type="dxa"/>
+          </w:tcPr>
+          <w:p>
+            <w:pPr>
+              <w:pStyle w:val="TableParagraph"/>
+            </w:pPr>
+            <w:r>
+              <w:t>970190</w:t>
+            </w:r>
+          </w:p>
+        </w:tc>
+        <w:tc>
+          <w:tcPr>
+            <w:tcW w:w="5952" w:type="dxa"/>
+          </w:tcPr>
+          <w:p>
+            <w:pPr>
+              <w:pStyle w:val="TableParagraph"/>
+              <w:cnfStyle w:val="000000000000" w:firstRow="0" w:lastRow="0" w:firstColumn="0" w:lastColumn="0" w:oddVBand="0" w:evenVBand="0" w:oddHBand="0" w:evenHBand="0" w:firstRowFirstColumn="0" w:firstRowLastColumn="0" w:lastRowFirstColumn="0" w:lastRowLastColumn="0"/>
+            </w:pPr>
+            <w:r>
+              <w:rPr>
+                <w:lang w:val="en-GB"/>
+              </w:rPr>
+              <w:t xml:space="preserve">Paintings, drawings and pastels, executed entirely by hand, other than drawings of heading 49.06 and other than hand- painted or hand-decorated manufactured </w:t>
+            </w:r>
+            <w:proofErr w:type="gramStart"/>
+            <w:r>
+              <w:rPr>
+                <w:lang w:val="en-GB"/>
+              </w:rPr>
+              <w:t>articles;</w:t>
+            </w:r>
+            <w:proofErr w:type="gramEnd"/>
+            <w:r>
+              <w:rPr>
+                <w:lang w:val="en-GB"/>
+              </w:rPr>
+              <w:t xml:space="preserve"> collages and similar decorative plaques. </w:t>
             </w:r>
             <w:r>
               <w:t>&amp;&amp; - Other</w:t>
@@ -9424,7 +9445,7 @@
       <w:r>
         <w:t xml:space="preserve"> y PCA</w:t>
       </w:r>
-      <w:bookmarkEnd w:id="12"/>
+      <w:bookmarkEnd w:id="13"/>
     </w:p>
     <w:p>
       <w:r>
@@ -11364,6 +11385,7 @@
               </w:rPr>
             </w:pPr>
             <w:proofErr w:type="spellStart"/>
+            <w:proofErr w:type="gramStart"/>
             <w:r>
               <w:rPr>
                 <w:lang w:val="en-GB"/>
@@ -11371,6 +11393,7 @@
               <w:t>Other:Other</w:t>
             </w:r>
             <w:proofErr w:type="spellEnd"/>
+            <w:proofErr w:type="gramEnd"/>
             <w:r>
               <w:rPr>
                 <w:lang w:val="en-GB"/>
@@ -11378,6 +11401,7 @@
               <w:t xml:space="preserve"> footwear with outer soles and uppers of rubber or </w:t>
             </w:r>
             <w:proofErr w:type="spellStart"/>
+            <w:proofErr w:type="gramStart"/>
             <w:r>
               <w:rPr>
                 <w:lang w:val="en-GB"/>
@@ -11385,6 +11409,7 @@
               <w:t>pla:Other</w:t>
             </w:r>
             <w:proofErr w:type="spellEnd"/>
+            <w:proofErr w:type="gramEnd"/>
             <w:r>
               <w:rPr>
                 <w:lang w:val="en-GB"/>
@@ -11409,7 +11434,21 @@
               <w:rPr>
                 <w:lang w:val="en-GB"/>
               </w:rPr>
-              <w:t>Other footwear with outer soles and uppers of rubber or plastics. – Other footwear – Other</w:t>
+              <w:t xml:space="preserve">Other footwear with outer soles and uppers of rubber or plastics. – </w:t>
+            </w:r>
+            <w:proofErr w:type="gramStart"/>
+            <w:r>
+              <w:rPr>
+                <w:lang w:val="en-GB"/>
+              </w:rPr>
+              <w:t>Other</w:t>
+            </w:r>
+            <w:proofErr w:type="gramEnd"/>
+            <w:r>
+              <w:rPr>
+                <w:lang w:val="en-GB"/>
+              </w:rPr>
+              <w:t xml:space="preserve"> footwear – Other</w:t>
             </w:r>
           </w:p>
         </w:tc>
@@ -11465,6 +11504,7 @@
               <w:t xml:space="preserve">Other </w:t>
             </w:r>
             <w:proofErr w:type="spellStart"/>
+            <w:proofErr w:type="gramStart"/>
             <w:r>
               <w:rPr>
                 <w:lang w:val="en-GB"/>
@@ -11472,6 +11512,7 @@
               <w:t>fabrics:Woven</w:t>
             </w:r>
             <w:proofErr w:type="spellEnd"/>
+            <w:proofErr w:type="gramEnd"/>
             <w:r>
               <w:rPr>
                 <w:lang w:val="en-GB"/>
@@ -11479,6 +11520,7 @@
               <w:t xml:space="preserve"> fabrics of cotton, containing 85 % or more by weight </w:t>
             </w:r>
             <w:proofErr w:type="spellStart"/>
+            <w:proofErr w:type="gramStart"/>
             <w:r>
               <w:rPr>
                 <w:lang w:val="en-GB"/>
@@ -11486,6 +11528,7 @@
               <w:t>of:Dyed</w:t>
             </w:r>
             <w:proofErr w:type="spellEnd"/>
+            <w:proofErr w:type="gramEnd"/>
           </w:p>
         </w:tc>
         <w:tc>
@@ -11551,6 +11594,7 @@
               </w:rPr>
             </w:pPr>
             <w:proofErr w:type="spellStart"/>
+            <w:proofErr w:type="gramStart"/>
             <w:r>
               <w:rPr>
                 <w:lang w:val="en-GB"/>
@@ -11558,6 +11602,7 @@
               <w:t>Other:Safety</w:t>
             </w:r>
             <w:proofErr w:type="spellEnd"/>
+            <w:proofErr w:type="gramEnd"/>
             <w:r>
               <w:rPr>
                 <w:lang w:val="en-GB"/>
@@ -11565,6 +11610,7 @@
               <w:t xml:space="preserve"> glass, consisting of toughened (tempered) </w:t>
             </w:r>
             <w:proofErr w:type="spellStart"/>
+            <w:proofErr w:type="gramStart"/>
             <w:r>
               <w:rPr>
                 <w:lang w:val="en-GB"/>
@@ -11572,6 +11618,7 @@
               <w:t>or:Laminated</w:t>
             </w:r>
             <w:proofErr w:type="spellEnd"/>
+            <w:proofErr w:type="gramEnd"/>
             <w:r>
               <w:rPr>
                 <w:lang w:val="en-GB"/>
@@ -11716,6 +11763,7 @@
               </w:rPr>
             </w:pPr>
             <w:proofErr w:type="spellStart"/>
+            <w:proofErr w:type="gramStart"/>
             <w:r>
               <w:rPr>
                 <w:lang w:val="en-GB"/>
@@ -11723,6 +11771,7 @@
               <w:t>Other:Copper</w:t>
             </w:r>
             <w:proofErr w:type="spellEnd"/>
+            <w:proofErr w:type="gramEnd"/>
             <w:r>
               <w:rPr>
                 <w:lang w:val="en-GB"/>
@@ -11734,9 +11783,17 @@
               <w:rPr>
                 <w:lang w:val="en-GB"/>
               </w:rPr>
-              <w:t>profiles.:Of</w:t>
+              <w:t>profiles</w:t>
+            </w:r>
+            <w:proofErr w:type="gramStart"/>
+            <w:r>
+              <w:rPr>
+                <w:lang w:val="en-GB"/>
+              </w:rPr>
+              <w:t>.:Of</w:t>
             </w:r>
             <w:proofErr w:type="spellEnd"/>
+            <w:proofErr w:type="gramEnd"/>
             <w:r>
               <w:rPr>
                 <w:lang w:val="en-GB"/>
@@ -12053,7 +12110,7 @@
           <w:noProof/>
         </w:rPr>
         <w:drawing>
-          <wp:anchor distT="0" distB="0" distL="114300" distR="114300" simplePos="0" relativeHeight="251661312" behindDoc="0" locked="0" layoutInCell="1" allowOverlap="1" wp14:anchorId="2DBBF4EF" wp14:editId="564CC3E9">
+          <wp:anchor distT="0" distB="0" distL="114300" distR="114300" simplePos="0" relativeHeight="251661312" behindDoc="0" locked="0" layoutInCell="1" allowOverlap="1" wp14:anchorId="2DBBF4EF" wp14:editId="0C851A3E">
             <wp:simplePos x="0" y="0"/>
             <wp:positionH relativeFrom="margin">
               <wp:align>center</wp:align>
@@ -12114,10 +12171,7 @@
       </w:r>
       <w:proofErr w:type="spellStart"/>
       <w:r>
-        <w:t>T</w:t>
-      </w:r>
-      <w:r>
-        <w:t>ransformer</w:t>
+        <w:t>Transformer</w:t>
       </w:r>
       <w:proofErr w:type="spellEnd"/>
       <w:r>
@@ -12656,7 +12710,21 @@
         <w:rPr>
           <w:lang w:val="es-AR"/>
         </w:rPr>
-        <w:t>, que si bien resultan simples y eficaces en muchos problemas, tienden a perder tanto el orden de las palabras como buena parte de su contenido semántico. Esta limitación ya había sido señalada desde perspectivas distribucionales tempranas del lenguaj</w:t>
+        <w:t xml:space="preserve">, </w:t>
+      </w:r>
+      <w:proofErr w:type="gramStart"/>
+      <w:r>
+        <w:rPr>
+          <w:lang w:val="es-AR"/>
+        </w:rPr>
+        <w:t>que</w:t>
+      </w:r>
+      <w:proofErr w:type="gramEnd"/>
+      <w:r>
+        <w:rPr>
+          <w:lang w:val="es-AR"/>
+        </w:rPr>
+        <w:t xml:space="preserve"> si bien resultan simples y eficaces en muchos problemas, tienden a perder tanto el orden de las palabras como buena parte de su contenido semántico. Esta limitación ya había sido señalada desde perspectivas distribucionales tempranas del lenguaj</w:t>
       </w:r>
       <w:r>
         <w:rPr>
@@ -13054,6 +13122,7 @@
       </w:pPr>
       <w:r>
         <w:rPr>
+          <w:noProof/>
           <w:lang w:val="es-AR"/>
         </w:rPr>
         <w:drawing>
@@ -13201,7 +13270,21 @@
         <w:rPr>
           <w:lang w:val="es-AR"/>
         </w:rPr>
-        <w:t xml:space="preserve">. Esto constituye una ventaja importante cuando se dispone de grandes volúmenes de texto libre pero de un conjunto limitado de ejemplos rotulados, situación </w:t>
+        <w:t xml:space="preserve">. Esto constituye una ventaja importante cuando se dispone de grandes volúmenes de texto </w:t>
+      </w:r>
+      <w:proofErr w:type="gramStart"/>
+      <w:r>
+        <w:rPr>
+          <w:lang w:val="es-AR"/>
+        </w:rPr>
+        <w:t>libre</w:t>
+      </w:r>
+      <w:proofErr w:type="gramEnd"/>
+      <w:r>
+        <w:rPr>
+          <w:lang w:val="es-AR"/>
+        </w:rPr>
+        <w:t xml:space="preserve"> pero de un conjunto limitado de ejemplos rotulados, situación </w:t>
       </w:r>
       <w:r>
         <w:rPr>
@@ -13636,15 +13719,7 @@
                 <w:bCs w:val="0"/>
                 <w:lang w:val="es-AR"/>
               </w:rPr>
-              <w:t>L</w:t>
-            </w:r>
-            <w:r>
-              <w:rPr>
-                <w:b w:val="0"/>
-                <w:bCs w:val="0"/>
-                <w:lang w:val="es-AR"/>
-              </w:rPr>
-              <w:t>as descripciones comerciales suelen ser breves, heterogéneas, ruidosas y ambiguas, lo cual dificulta el uso de reglas estrictas o coincidencias léxicas exactas. En este tipo de contexto, una representación distribuida de documentos puede ayudar a aproximar descripciones cercanas en significado, aunque no compartan exactamente las mismas palabras, algo central en problemas donde abundan abreviaturas, variantes expresivas o pequeños errores de escritura.</w:t>
+              <w:t>Las descripciones comerciales suelen ser breves, heterogéneas, ruidosas y ambiguas, lo cual dificulta el uso de reglas estrictas o coincidencias léxicas exactas. En este tipo de contexto, una representación distribuida de documentos puede ayudar a aproximar descripciones cercanas en significado, aunque no compartan exactamente las mismas palabras, algo central en problemas donde abundan abreviaturas, variantes expresivas o pequeños errores de escritura.</w:t>
             </w:r>
           </w:p>
         </w:tc>
@@ -13697,15 +13772,7 @@
                 <w:bCs w:val="0"/>
                 <w:lang w:val="es-AR"/>
               </w:rPr>
-              <w:t>L</w:t>
-            </w:r>
-            <w:r>
-              <w:rPr>
-                <w:b w:val="0"/>
-                <w:bCs w:val="0"/>
-                <w:lang w:val="es-AR"/>
-              </w:rPr>
-              <w:t>os vectores aprendidos pueden ser reutilizados no solo para clasificación, sino también para análisis de similitud entre productos, búsqueda de vecinos cercanos y exploración de errores.</w:t>
+              <w:t>Los vectores aprendidos pueden ser reutilizados no solo para clasificación, sino también para análisis de similitud entre productos, búsqueda de vecinos cercanos y exploración de errores.</w:t>
             </w:r>
           </w:p>
         </w:tc>
@@ -13753,8 +13820,6 @@
             <w:sdt>
               <w:sdtPr>
                 <w:rPr>
-                  <w:b w:val="0"/>
-                  <w:bCs w:val="0"/>
                   <w:lang w:val="es-AR"/>
                 </w:rPr>
                 <w:id w:val="1841964728"/>
@@ -13763,8 +13828,6 @@
               <w:sdtContent>
                 <w:r>
                   <w:rPr>
-                    <w:b w:val="0"/>
-                    <w:bCs w:val="0"/>
                     <w:lang w:val="es-AR"/>
                   </w:rPr>
                   <w:fldChar w:fldCharType="begin"/>
@@ -13779,8 +13842,6 @@
                 </w:r>
                 <w:r>
                   <w:rPr>
-                    <w:b w:val="0"/>
-                    <w:bCs w:val="0"/>
                     <w:lang w:val="es-AR"/>
                   </w:rPr>
                   <w:fldChar w:fldCharType="separate"/>
@@ -13794,8 +13855,6 @@
                 </w:r>
                 <w:r>
                   <w:rPr>
-                    <w:b w:val="0"/>
-                    <w:bCs w:val="0"/>
                     <w:lang w:val="es-AR"/>
                   </w:rPr>
                   <w:fldChar w:fldCharType="end"/>
@@ -14605,12 +14664,14 @@
         </w:rPr>
         <w:t xml:space="preserve"> logra modelar </w:t>
       </w:r>
+      <w:proofErr w:type="gramStart"/>
       <w:r>
         <w:rPr>
           <w:lang w:val="es-AR"/>
         </w:rPr>
         <w:t>mejor palabras raras</w:t>
       </w:r>
+      <w:proofErr w:type="gramEnd"/>
       <w:r>
         <w:rPr>
           <w:lang w:val="es-AR"/>
@@ -14687,6 +14748,7 @@
         <w:t xml:space="preserve"> útil. En el </w:t>
       </w:r>
       <w:proofErr w:type="spellStart"/>
+      <w:proofErr w:type="gramStart"/>
       <w:r>
         <w:rPr>
           <w:lang w:val="es-AR"/>
@@ -14694,6 +14756,7 @@
         <w:t>paper</w:t>
       </w:r>
       <w:proofErr w:type="spellEnd"/>
+      <w:proofErr w:type="gramEnd"/>
       <w:r>
         <w:rPr>
           <w:lang w:val="es-AR"/>
@@ -14972,6 +15035,7 @@
       </w:pPr>
       <w:r>
         <w:rPr>
+          <w:noProof/>
           <w:lang w:val="es-AR"/>
         </w:rPr>
         <w:drawing>
@@ -15821,8 +15885,6 @@
             <w:sdt>
               <w:sdtPr>
                 <w:rPr>
-                  <w:b w:val="0"/>
-                  <w:bCs w:val="0"/>
                   <w:lang w:val="es-AR"/>
                 </w:rPr>
                 <w:id w:val="654029231"/>
@@ -15831,8 +15893,6 @@
               <w:sdtContent>
                 <w:r>
                   <w:rPr>
-                    <w:b w:val="0"/>
-                    <w:bCs w:val="0"/>
                     <w:lang w:val="es-AR" w:bidi="hi-IN"/>
                   </w:rPr>
                   <w:fldChar w:fldCharType="begin"/>
@@ -15847,8 +15907,6 @@
                 </w:r>
                 <w:r>
                   <w:rPr>
-                    <w:b w:val="0"/>
-                    <w:bCs w:val="0"/>
                     <w:lang w:val="es-AR" w:bidi="hi-IN"/>
                   </w:rPr>
                   <w:fldChar w:fldCharType="separate"/>
@@ -15862,8 +15920,6 @@
                 </w:r>
                 <w:r>
                   <w:rPr>
-                    <w:b w:val="0"/>
-                    <w:bCs w:val="0"/>
                     <w:lang w:val="es-AR" w:bidi="hi-IN"/>
                   </w:rPr>
                   <w:fldChar w:fldCharType="end"/>
@@ -15934,8 +15990,6 @@
             <w:sdt>
               <w:sdtPr>
                 <w:rPr>
-                  <w:b w:val="0"/>
-                  <w:bCs w:val="0"/>
                   <w:lang w:val="es-AR"/>
                 </w:rPr>
                 <w:id w:val="-1323341989"/>
@@ -15944,8 +15998,6 @@
               <w:sdtContent>
                 <w:r>
                   <w:rPr>
-                    <w:b w:val="0"/>
-                    <w:bCs w:val="0"/>
                     <w:lang w:val="es-AR"/>
                   </w:rPr>
                   <w:fldChar w:fldCharType="begin"/>
@@ -15960,8 +16012,6 @@
                 </w:r>
                 <w:r>
                   <w:rPr>
-                    <w:b w:val="0"/>
-                    <w:bCs w:val="0"/>
                     <w:lang w:val="es-AR"/>
                   </w:rPr>
                   <w:fldChar w:fldCharType="separate"/>
@@ -15975,8 +16025,6 @@
                 </w:r>
                 <w:r>
                   <w:rPr>
-                    <w:b w:val="0"/>
-                    <w:bCs w:val="0"/>
                     <w:lang w:val="es-AR"/>
                   </w:rPr>
                   <w:fldChar w:fldCharType="end"/>
@@ -16017,15 +16065,7 @@
                 <w:bCs w:val="0"/>
                 <w:lang w:val="es-AR"/>
               </w:rPr>
-              <w:t>E</w:t>
-            </w:r>
-            <w:r>
-              <w:rPr>
-                <w:b w:val="0"/>
-                <w:bCs w:val="0"/>
-                <w:lang w:val="es-AR"/>
-              </w:rPr>
-              <w:t xml:space="preserve">s metodológicamente atractivo como </w:t>
+              <w:t xml:space="preserve">Es metodológicamente atractivo como </w:t>
             </w:r>
             <w:proofErr w:type="spellStart"/>
             <w:r>
@@ -16104,15 +16144,7 @@
                 <w:bCs w:val="0"/>
                 <w:lang w:val="es-AR"/>
               </w:rPr>
-              <w:t>P</w:t>
-            </w:r>
-            <w:r>
-              <w:rPr>
-                <w:b w:val="0"/>
-                <w:bCs w:val="0"/>
-                <w:lang w:val="es-AR"/>
-              </w:rPr>
-              <w:t xml:space="preserve">uede reutilizarse más allá de la clasificación directa. Los </w:t>
+              <w:t xml:space="preserve">Puede reutilizarse más allá de la clasificación directa. Los </w:t>
             </w:r>
             <w:proofErr w:type="spellStart"/>
             <w:r>
@@ -16288,8 +16320,6 @@
             <w:sdt>
               <w:sdtPr>
                 <w:rPr>
-                  <w:b w:val="0"/>
-                  <w:bCs w:val="0"/>
                   <w:lang w:val="es-AR"/>
                 </w:rPr>
                 <w:id w:val="1869178866"/>
@@ -16298,8 +16328,6 @@
               <w:sdtContent>
                 <w:r>
                   <w:rPr>
-                    <w:b w:val="0"/>
-                    <w:bCs w:val="0"/>
                     <w:lang w:val="es-AR"/>
                   </w:rPr>
                   <w:fldChar w:fldCharType="begin"/>
@@ -16314,8 +16342,6 @@
                 </w:r>
                 <w:r>
                   <w:rPr>
-                    <w:b w:val="0"/>
-                    <w:bCs w:val="0"/>
                     <w:lang w:val="es-AR"/>
                   </w:rPr>
                   <w:fldChar w:fldCharType="separate"/>
@@ -16329,8 +16355,6 @@
                 </w:r>
                 <w:r>
                   <w:rPr>
-                    <w:b w:val="0"/>
-                    <w:bCs w:val="0"/>
                     <w:lang w:val="es-AR"/>
                   </w:rPr>
                   <w:fldChar w:fldCharType="end"/>
@@ -16374,8 +16398,6 @@
             <w:sdt>
               <w:sdtPr>
                 <w:rPr>
-                  <w:b w:val="0"/>
-                  <w:bCs w:val="0"/>
                   <w:lang w:val="es-AR"/>
                 </w:rPr>
                 <w:id w:val="-103427869"/>
@@ -16384,8 +16406,6 @@
               <w:sdtContent>
                 <w:r>
                   <w:rPr>
-                    <w:b w:val="0"/>
-                    <w:bCs w:val="0"/>
                     <w:lang w:val="es-AR"/>
                   </w:rPr>
                   <w:fldChar w:fldCharType="begin"/>
@@ -16400,8 +16420,6 @@
                 </w:r>
                 <w:r>
                   <w:rPr>
-                    <w:b w:val="0"/>
-                    <w:bCs w:val="0"/>
                     <w:lang w:val="es-AR"/>
                   </w:rPr>
                   <w:fldChar w:fldCharType="separate"/>
@@ -16415,8 +16433,6 @@
                 </w:r>
                 <w:r>
                   <w:rPr>
-                    <w:b w:val="0"/>
-                    <w:bCs w:val="0"/>
                     <w:lang w:val="es-AR"/>
                   </w:rPr>
                   <w:fldChar w:fldCharType="end"/>
@@ -16426,8 +16442,6 @@
             <w:sdt>
               <w:sdtPr>
                 <w:rPr>
-                  <w:b w:val="0"/>
-                  <w:bCs w:val="0"/>
                   <w:lang w:val="es-AR"/>
                 </w:rPr>
                 <w:id w:val="-79911869"/>
@@ -16436,8 +16450,6 @@
               <w:sdtContent>
                 <w:r>
                   <w:rPr>
-                    <w:b w:val="0"/>
-                    <w:bCs w:val="0"/>
                     <w:lang w:val="es-AR"/>
                   </w:rPr>
                   <w:fldChar w:fldCharType="begin"/>
@@ -16452,8 +16464,6 @@
                 </w:r>
                 <w:r>
                   <w:rPr>
-                    <w:b w:val="0"/>
-                    <w:bCs w:val="0"/>
                     <w:lang w:val="es-AR"/>
                   </w:rPr>
                   <w:fldChar w:fldCharType="separate"/>
@@ -16476,8 +16486,6 @@
                 </w:r>
                 <w:r>
                   <w:rPr>
-                    <w:b w:val="0"/>
-                    <w:bCs w:val="0"/>
                     <w:lang w:val="es-AR"/>
                   </w:rPr>
                   <w:fldChar w:fldCharType="end"/>
@@ -17179,7 +17187,21 @@
         <w:rPr>
           <w:lang w:val="es-AR"/>
         </w:rPr>
-        <w:t xml:space="preserve"> recibe una secuencia de entrada y la transforma en una representación continua contextualizada; luego, el </w:t>
+        <w:t xml:space="preserve"> recibe una secuencia de entrada y la transforma en una representación </w:t>
+      </w:r>
+      <w:proofErr w:type="gramStart"/>
+      <w:r>
+        <w:rPr>
+          <w:lang w:val="es-AR"/>
+        </w:rPr>
+        <w:t>continua</w:t>
+      </w:r>
+      <w:proofErr w:type="gramEnd"/>
+      <w:r>
+        <w:rPr>
+          <w:lang w:val="es-AR"/>
+        </w:rPr>
+        <w:t xml:space="preserve"> contextualizada; luego, el </w:t>
       </w:r>
       <w:proofErr w:type="spellStart"/>
       <w:r>
@@ -17330,10 +17352,11 @@
       </w:pPr>
       <w:r>
         <w:rPr>
+          <w:noProof/>
           <w:lang w:val="es-AR"/>
         </w:rPr>
         <w:drawing>
-          <wp:inline distT="0" distB="0" distL="0" distR="0" wp14:anchorId="73D6F286" wp14:editId="587C709F">
+          <wp:inline distT="0" distB="0" distL="0" distR="0" wp14:anchorId="73D6F286" wp14:editId="787A7270">
             <wp:extent cx="5429250" cy="3022600"/>
             <wp:effectExtent l="0" t="0" r="0" b="6350"/>
             <wp:docPr id="1905042900" name="Imagen 10"/>
@@ -17562,6 +17585,7 @@
         <w:t xml:space="preserve">. En la formulación propuesta por el </w:t>
       </w:r>
       <w:proofErr w:type="spellStart"/>
+      <w:proofErr w:type="gramStart"/>
       <w:r>
         <w:rPr>
           <w:lang w:val="es-AR"/>
@@ -17569,6 +17593,7 @@
         <w:t>paper</w:t>
       </w:r>
       <w:proofErr w:type="spellEnd"/>
+      <w:proofErr w:type="gramEnd"/>
       <w:r>
         <w:rPr>
           <w:lang w:val="es-AR"/>
@@ -17720,6 +17745,7 @@
       </w:r>
       <w:r>
         <w:rPr>
+          <w:noProof/>
           <w:lang w:val="es-AR"/>
         </w:rPr>
         <w:drawing>
@@ -17962,13 +17988,7 @@
         <w:rPr>
           <w:lang w:val="es-AR"/>
         </w:rPr>
-        <w:t xml:space="preserve"> </w:t>
-      </w:r>
-      <w:r>
-        <w:rPr>
-          <w:lang w:val="es-AR"/>
-        </w:rPr>
-        <w:t>Conceptualmente, este mecanismo permite que cada palabra ajuste dinámicamente cuánto “peso” asigna a otras palabras de la misma secuencia. Esto hace posible capturar dependencias léxicas, sintácticas y semánticas incluso cuando los términos relevantes están muy alejados en el texto, algo especialmente costoso para modelos recurrentes.</w:t>
+        <w:t xml:space="preserve"> Conceptualmente, este mecanismo permite que cada palabra ajuste dinámicamente cuánto “peso” asigna a otras palabras de la misma secuencia. Esto hace posible capturar dependencias léxicas, sintácticas y semánticas incluso cuando los términos relevantes están muy alejados en el texto, algo especialmente costoso para modelos recurrentes.</w:t>
       </w:r>
     </w:p>
     <w:p>
@@ -18082,10 +18102,11 @@
       </w:pPr>
       <w:r>
         <w:rPr>
+          <w:noProof/>
           <w:lang w:val="es-AR"/>
         </w:rPr>
         <w:drawing>
-          <wp:inline distT="0" distB="0" distL="0" distR="0" wp14:anchorId="1625DFA3" wp14:editId="6DCB82D2">
+          <wp:inline distT="0" distB="0" distL="0" distR="0" wp14:anchorId="1625DFA3" wp14:editId="5BEEF002">
             <wp:extent cx="5429250" cy="2087880"/>
             <wp:effectExtent l="0" t="0" r="0" b="7620"/>
             <wp:docPr id="960455774" name="Imagen 16"/>
@@ -18154,6 +18175,7 @@
         <w:t xml:space="preserve">El </w:t>
       </w:r>
       <w:proofErr w:type="spellStart"/>
+      <w:proofErr w:type="gramStart"/>
       <w:r>
         <w:rPr>
           <w:lang w:val="es-AR"/>
@@ -18161,6 +18183,7 @@
         <w:t>paper</w:t>
       </w:r>
       <w:proofErr w:type="spellEnd"/>
+      <w:proofErr w:type="gramEnd"/>
       <w:r>
         <w:rPr>
           <w:lang w:val="es-AR"/>
@@ -18458,6 +18481,7 @@
       </w:pPr>
       <w:r>
         <w:rPr>
+          <w:noProof/>
           <w:lang w:val="es-AR"/>
         </w:rPr>
         <w:lastRenderedPageBreak/>
@@ -18625,6 +18649,7 @@
       </w:pPr>
       <w:r>
         <w:rPr>
+          <w:noProof/>
           <w:lang w:val="es-AR"/>
         </w:rPr>
         <w:drawing>
@@ -18801,6 +18826,7 @@
         <w:t xml:space="preserve">. El </w:t>
       </w:r>
       <w:proofErr w:type="spellStart"/>
+      <w:proofErr w:type="gramStart"/>
       <w:r>
         <w:rPr>
           <w:lang w:val="es-AR"/>
@@ -18808,6 +18834,7 @@
         <w:t>paper</w:t>
       </w:r>
       <w:proofErr w:type="spellEnd"/>
+      <w:proofErr w:type="gramEnd"/>
       <w:r>
         <w:rPr>
           <w:lang w:val="es-AR"/>
@@ -18881,7 +18908,21 @@
         <w:rPr>
           <w:lang w:val="es-AR"/>
         </w:rPr>
-        <w:t xml:space="preserve"> producen representaciones distribuidas útiles pero relativamente “estáticas”, el </w:t>
+        <w:t xml:space="preserve"> producen representaciones distribuidas </w:t>
+      </w:r>
+      <w:proofErr w:type="gramStart"/>
+      <w:r>
+        <w:rPr>
+          <w:lang w:val="es-AR"/>
+        </w:rPr>
+        <w:t>útiles</w:t>
+      </w:r>
+      <w:proofErr w:type="gramEnd"/>
+      <w:r>
+        <w:rPr>
+          <w:lang w:val="es-AR"/>
+        </w:rPr>
+        <w:t xml:space="preserve"> pero relativamente “estáticas”, el </w:t>
       </w:r>
       <w:proofErr w:type="spellStart"/>
       <w:r>
@@ -19172,15 +19213,7 @@
                 <w:bCs w:val="0"/>
                 <w:lang w:val="es-AR"/>
               </w:rPr>
-              <w:t>L</w:t>
-            </w:r>
-            <w:r>
-              <w:rPr>
-                <w:b w:val="0"/>
-                <w:bCs w:val="0"/>
-                <w:lang w:val="es-AR"/>
-              </w:rPr>
-              <w:t xml:space="preserve">as descripciones de mercaderías suelen ser breves, heterogéneas, ruidosas y muchas veces ambiguas, tal como se describe en el planteo del problema y en el análisis exploratorio del conjunto de datos BACUDA. En ese contexto, la capacidad de </w:t>
+              <w:t xml:space="preserve">Las descripciones de mercaderías suelen ser breves, heterogéneas, ruidosas y muchas veces ambiguas, tal como se describe en el planteo del problema y en el análisis exploratorio del conjunto de datos BACUDA. En ese contexto, la capacidad de </w:t>
             </w:r>
             <w:proofErr w:type="spellStart"/>
             <w:r>
@@ -19198,7 +19231,25 @@
                 <w:bCs w:val="0"/>
                 <w:lang w:val="es-AR"/>
               </w:rPr>
-              <w:t xml:space="preserve"> para ponderar dinámicamente qué términos de la descripción son más relevantes puede ayudar a distinguir entre productos cercanos pero no equivalentes, algo crítico cuando existen miles de clases y alto desbalance.</w:t>
+              <w:t xml:space="preserve"> para ponderar dinámicamente qué términos de la descripción son más relevantes puede ayudar a distinguir entre productos </w:t>
+            </w:r>
+            <w:proofErr w:type="gramStart"/>
+            <w:r>
+              <w:rPr>
+                <w:b w:val="0"/>
+                <w:bCs w:val="0"/>
+                <w:lang w:val="es-AR"/>
+              </w:rPr>
+              <w:t>cercanos</w:t>
+            </w:r>
+            <w:proofErr w:type="gramEnd"/>
+            <w:r>
+              <w:rPr>
+                <w:b w:val="0"/>
+                <w:bCs w:val="0"/>
+                <w:lang w:val="es-AR"/>
+              </w:rPr>
+              <w:t xml:space="preserve"> pero no equivalentes, algo crítico cuando existen miles de clases y alto desbalance.</w:t>
             </w:r>
           </w:p>
         </w:tc>
@@ -19382,15 +19433,7 @@
                 <w:bCs w:val="0"/>
                 <w:lang w:val="es-AR"/>
               </w:rPr>
-              <w:t>E</w:t>
-            </w:r>
-            <w:r>
-              <w:rPr>
-                <w:b w:val="0"/>
-                <w:bCs w:val="0"/>
-                <w:lang w:val="es-AR"/>
-              </w:rPr>
-              <w:t xml:space="preserve">l </w:t>
+              <w:t xml:space="preserve">El </w:t>
             </w:r>
             <w:proofErr w:type="spellStart"/>
             <w:r>
@@ -19557,8 +19600,6 @@
             <w:sdt>
               <w:sdtPr>
                 <w:rPr>
-                  <w:b w:val="0"/>
-                  <w:bCs w:val="0"/>
                   <w:lang w:val="es-AR"/>
                 </w:rPr>
                 <w:id w:val="-1892953378"/>
@@ -19567,8 +19608,6 @@
               <w:sdtContent>
                 <w:r>
                   <w:rPr>
-                    <w:b w:val="0"/>
-                    <w:bCs w:val="0"/>
                     <w:lang w:val="es-AR"/>
                   </w:rPr>
                   <w:fldChar w:fldCharType="begin"/>
@@ -19583,8 +19622,6 @@
                 </w:r>
                 <w:r>
                   <w:rPr>
-                    <w:b w:val="0"/>
-                    <w:bCs w:val="0"/>
                     <w:lang w:val="es-AR"/>
                   </w:rPr>
                   <w:fldChar w:fldCharType="separate"/>
@@ -19598,8 +19635,6 @@
                 </w:r>
                 <w:r>
                   <w:rPr>
-                    <w:b w:val="0"/>
-                    <w:bCs w:val="0"/>
                     <w:lang w:val="es-AR"/>
                   </w:rPr>
                   <w:fldChar w:fldCharType="end"/>
@@ -20208,13 +20243,27 @@
         <w:rPr>
           <w:lang w:val="es-AR"/>
         </w:rPr>
-        <w:t xml:space="preserve">. Esta transición es especialmente relevante para la </w:t>
-      </w:r>
-      <w:r>
-        <w:rPr>
-          <w:lang w:val="es-AR"/>
-        </w:rPr>
-        <w:t>este trabajo</w:t>
+        <w:t xml:space="preserve">. Esta transición es especialmente relevante para </w:t>
+      </w:r>
+      <w:proofErr w:type="gramStart"/>
+      <w:r>
+        <w:rPr>
+          <w:lang w:val="es-AR"/>
+        </w:rPr>
+        <w:t xml:space="preserve">la </w:t>
+      </w:r>
+      <w:r>
+        <w:rPr>
+          <w:lang w:val="es-AR"/>
+        </w:rPr>
+        <w:t>este</w:t>
+      </w:r>
+      <w:proofErr w:type="gramEnd"/>
+      <w:r>
+        <w:rPr>
+          <w:lang w:val="es-AR"/>
+        </w:rPr>
+        <w:t xml:space="preserve"> trabajo</w:t>
       </w:r>
       <w:r>
         <w:rPr>
@@ -20635,7 +20684,21 @@
         <w:rPr>
           <w:lang w:val="es-AR"/>
         </w:rPr>
-        <w:t xml:space="preserve">. Para la clasificación de descripciones comerciales, esto resulta especialmente valioso, porque permite que el modelo asigne peso a términos clave aunque estén separados en la frase o aparezcan en combinaciones poco frecuentes. Una descripción como </w:t>
+        <w:t xml:space="preserve">. Para la clasificación de descripciones comerciales, esto resulta especialmente valioso, porque permite que el modelo asigne peso a términos </w:t>
+      </w:r>
+      <w:proofErr w:type="gramStart"/>
+      <w:r>
+        <w:rPr>
+          <w:lang w:val="es-AR"/>
+        </w:rPr>
+        <w:t>clave</w:t>
+      </w:r>
+      <w:proofErr w:type="gramEnd"/>
+      <w:r>
+        <w:rPr>
+          <w:lang w:val="es-AR"/>
+        </w:rPr>
+        <w:t xml:space="preserve"> aunque estén separados en la frase o aparezcan en combinaciones poco frecuentes. Una descripción como </w:t>
       </w:r>
       <w:r>
         <w:rPr>
@@ -21034,6 +21097,7 @@
         <w:t xml:space="preserve"> generales de NLP. El </w:t>
       </w:r>
       <w:proofErr w:type="spellStart"/>
+      <w:proofErr w:type="gramStart"/>
       <w:r>
         <w:rPr>
           <w:lang w:val="es-AR"/>
@@ -21041,6 +21105,7 @@
         <w:t>paper</w:t>
       </w:r>
       <w:proofErr w:type="spellEnd"/>
+      <w:proofErr w:type="gramEnd"/>
       <w:r>
         <w:rPr>
           <w:lang w:val="es-AR"/>
@@ -21474,15 +21539,7 @@
                 <w:bCs w:val="0"/>
                 <w:lang w:val="es-AR"/>
               </w:rPr>
-              <w:t>P</w:t>
-            </w:r>
-            <w:r>
-              <w:rPr>
-                <w:b w:val="0"/>
-                <w:bCs w:val="0"/>
-                <w:lang w:val="es-AR"/>
-              </w:rPr>
-              <w:t xml:space="preserve">uede capturar mejor la polisemia y la desambiguación contextual. Términos como </w:t>
+              <w:t xml:space="preserve">Puede capturar mejor la polisemia y la desambiguación contextual. Términos como </w:t>
             </w:r>
             <w:proofErr w:type="spellStart"/>
             <w:r>
@@ -21700,8 +21757,6 @@
             <w:sdt>
               <w:sdtPr>
                 <w:rPr>
-                  <w:b w:val="0"/>
-                  <w:bCs w:val="0"/>
                   <w:lang w:val="es-AR"/>
                 </w:rPr>
                 <w:id w:val="-514381224"/>
@@ -21710,8 +21765,6 @@
               <w:sdtContent>
                 <w:r>
                   <w:rPr>
-                    <w:b w:val="0"/>
-                    <w:bCs w:val="0"/>
                     <w:lang w:val="es-AR"/>
                   </w:rPr>
                   <w:fldChar w:fldCharType="begin"/>
@@ -21726,8 +21779,6 @@
                 </w:r>
                 <w:r>
                   <w:rPr>
-                    <w:b w:val="0"/>
-                    <w:bCs w:val="0"/>
                     <w:lang w:val="es-AR"/>
                   </w:rPr>
                   <w:fldChar w:fldCharType="separate"/>
@@ -21741,8 +21792,6 @@
                 </w:r>
                 <w:r>
                   <w:rPr>
-                    <w:b w:val="0"/>
-                    <w:bCs w:val="0"/>
                     <w:lang w:val="es-AR"/>
                   </w:rPr>
                   <w:fldChar w:fldCharType="end"/>
@@ -21760,8 +21809,6 @@
             <w:sdt>
               <w:sdtPr>
                 <w:rPr>
-                  <w:b w:val="0"/>
-                  <w:bCs w:val="0"/>
                   <w:lang w:val="es-AR"/>
                 </w:rPr>
                 <w:id w:val="-1173951428"/>
@@ -21770,8 +21817,6 @@
               <w:sdtContent>
                 <w:r>
                   <w:rPr>
-                    <w:b w:val="0"/>
-                    <w:bCs w:val="0"/>
                     <w:lang w:val="es-AR"/>
                   </w:rPr>
                   <w:fldChar w:fldCharType="begin"/>
@@ -21786,8 +21831,6 @@
                 </w:r>
                 <w:r>
                   <w:rPr>
-                    <w:b w:val="0"/>
-                    <w:bCs w:val="0"/>
                     <w:lang w:val="es-AR"/>
                   </w:rPr>
                   <w:fldChar w:fldCharType="separate"/>
@@ -21801,8 +21844,6 @@
                 </w:r>
                 <w:r>
                   <w:rPr>
-                    <w:b w:val="0"/>
-                    <w:bCs w:val="0"/>
                     <w:lang w:val="es-AR"/>
                   </w:rPr>
                   <w:fldChar w:fldCharType="end"/>
@@ -21998,8 +22039,6 @@
             <w:sdt>
               <w:sdtPr>
                 <w:rPr>
-                  <w:b w:val="0"/>
-                  <w:bCs w:val="0"/>
                   <w:lang w:val="es-AR"/>
                 </w:rPr>
                 <w:id w:val="-1315100028"/>
@@ -22008,8 +22047,6 @@
               <w:sdtContent>
                 <w:r>
                   <w:rPr>
-                    <w:b w:val="0"/>
-                    <w:bCs w:val="0"/>
                     <w:lang w:val="es-AR"/>
                   </w:rPr>
                   <w:fldChar w:fldCharType="begin"/>
@@ -22024,8 +22061,6 @@
                 </w:r>
                 <w:r>
                   <w:rPr>
-                    <w:b w:val="0"/>
-                    <w:bCs w:val="0"/>
                     <w:lang w:val="es-AR"/>
                   </w:rPr>
                   <w:fldChar w:fldCharType="separate"/>
@@ -22039,8 +22074,6 @@
                 </w:r>
                 <w:r>
                   <w:rPr>
-                    <w:b w:val="0"/>
-                    <w:bCs w:val="0"/>
                     <w:lang w:val="es-AR"/>
                   </w:rPr>
                   <w:fldChar w:fldCharType="end"/>
@@ -22688,6 +22721,7 @@
       </w:pPr>
       <w:r>
         <w:rPr>
+          <w:noProof/>
           <w:lang w:val="es-AR"/>
         </w:rPr>
         <w:drawing>
@@ -22880,6 +22914,7 @@
         <w:t xml:space="preserve">transfer </w:t>
       </w:r>
       <w:proofErr w:type="spellStart"/>
+      <w:proofErr w:type="gramStart"/>
       <w:r>
         <w:rPr>
           <w:i/>
@@ -22889,6 +22924,7 @@
         <w:t>learning</w:t>
       </w:r>
       <w:proofErr w:type="spellEnd"/>
+      <w:proofErr w:type="gramEnd"/>
       <w:r>
         <w:rPr>
           <w:lang w:val="es-AR"/>
@@ -24033,8 +24069,10 @@
             <m:t>)</m:t>
           </m:r>
           <m:r>
-            <w:rPr>
-              <w:i/>
+            <m:rPr>
+              <m:sty m:val="p"/>
+            </m:rPr>
+            <w:rPr>
               <w:lang w:val="es-AR"/>
             </w:rPr>
             <w:br/>
@@ -24418,6 +24456,9 @@
             </m:den>
           </m:f>
           <m:r>
+            <m:rPr>
+              <m:sty m:val="p"/>
+            </m:rPr>
             <w:rPr>
               <w:lang w:val="es-AR"/>
             </w:rPr>
@@ -24501,6 +24542,7 @@
         <w:t xml:space="preserve">La lógica es que el estudiante no solo aprenda a predecir tokens correctos, sino que también reproduzca la distribución de probabilidades del maestro y alinee la geometría interna de sus representaciones. El </w:t>
       </w:r>
       <w:proofErr w:type="spellStart"/>
+      <w:proofErr w:type="gramStart"/>
       <w:r>
         <w:rPr>
           <w:lang w:val="es-AR"/>
@@ -24508,6 +24550,7 @@
         <w:t>paper</w:t>
       </w:r>
       <w:proofErr w:type="spellEnd"/>
+      <w:proofErr w:type="gramEnd"/>
       <w:r>
         <w:rPr>
           <w:lang w:val="es-AR"/>
@@ -24624,6 +24667,7 @@
         <w:t xml:space="preserve"> se volvió tan difundido en la práctica. Según el </w:t>
       </w:r>
       <w:proofErr w:type="spellStart"/>
+      <w:proofErr w:type="gramStart"/>
       <w:r>
         <w:rPr>
           <w:lang w:val="es-AR"/>
@@ -24631,6 +24675,7 @@
         <w:t>paper</w:t>
       </w:r>
       <w:proofErr w:type="spellEnd"/>
+      <w:proofErr w:type="gramEnd"/>
       <w:r>
         <w:rPr>
           <w:lang w:val="es-AR"/>
@@ -24881,6 +24926,7 @@
         <w:t xml:space="preserve">. Más allá de las cifras puntuales, lo importante para esta tesis es que el </w:t>
       </w:r>
       <w:proofErr w:type="spellStart"/>
+      <w:proofErr w:type="gramStart"/>
       <w:r>
         <w:rPr>
           <w:lang w:val="es-AR"/>
@@ -24888,6 +24934,7 @@
         <w:t>paper</w:t>
       </w:r>
       <w:proofErr w:type="spellEnd"/>
+      <w:proofErr w:type="gramEnd"/>
       <w:r>
         <w:rPr>
           <w:lang w:val="es-AR"/>
@@ -25031,8 +25078,6 @@
             <w:sdt>
               <w:sdtPr>
                 <w:rPr>
-                  <w:b w:val="0"/>
-                  <w:bCs w:val="0"/>
                   <w:lang w:val="es-AR"/>
                 </w:rPr>
                 <w:id w:val="-66733867"/>
@@ -25041,8 +25086,6 @@
               <w:sdtContent>
                 <w:r>
                   <w:rPr>
-                    <w:b w:val="0"/>
-                    <w:bCs w:val="0"/>
                     <w:lang w:val="es-AR"/>
                   </w:rPr>
                   <w:fldChar w:fldCharType="begin"/>
@@ -25057,8 +25100,6 @@
                 </w:r>
                 <w:r>
                   <w:rPr>
-                    <w:b w:val="0"/>
-                    <w:bCs w:val="0"/>
                     <w:lang w:val="es-AR"/>
                   </w:rPr>
                   <w:fldChar w:fldCharType="separate"/>
@@ -25072,8 +25113,6 @@
                 </w:r>
                 <w:r>
                   <w:rPr>
-                    <w:b w:val="0"/>
-                    <w:bCs w:val="0"/>
                     <w:lang w:val="es-AR"/>
                   </w:rPr>
                   <w:fldChar w:fldCharType="end"/>
@@ -25091,8 +25130,6 @@
             <w:sdt>
               <w:sdtPr>
                 <w:rPr>
-                  <w:b w:val="0"/>
-                  <w:bCs w:val="0"/>
                   <w:lang w:val="es-AR"/>
                 </w:rPr>
                 <w:id w:val="807592930"/>
@@ -25101,8 +25138,6 @@
               <w:sdtContent>
                 <w:r>
                   <w:rPr>
-                    <w:b w:val="0"/>
-                    <w:bCs w:val="0"/>
                     <w:lang w:val="es-AR"/>
                   </w:rPr>
                   <w:fldChar w:fldCharType="begin"/>
@@ -25117,8 +25152,6 @@
                 </w:r>
                 <w:r>
                   <w:rPr>
-                    <w:b w:val="0"/>
-                    <w:bCs w:val="0"/>
                     <w:lang w:val="es-AR"/>
                   </w:rPr>
                   <w:fldChar w:fldCharType="separate"/>
@@ -25132,8 +25165,6 @@
                 </w:r>
                 <w:r>
                   <w:rPr>
-                    <w:b w:val="0"/>
-                    <w:bCs w:val="0"/>
                     <w:lang w:val="es-AR"/>
                   </w:rPr>
                   <w:fldChar w:fldCharType="end"/>
@@ -25575,8 +25606,6 @@
             <w:sdt>
               <w:sdtPr>
                 <w:rPr>
-                  <w:b w:val="0"/>
-                  <w:bCs w:val="0"/>
                   <w:lang w:val="es-AR"/>
                 </w:rPr>
                 <w:id w:val="1121585553"/>
@@ -25585,8 +25614,6 @@
               <w:sdtContent>
                 <w:r>
                   <w:rPr>
-                    <w:b w:val="0"/>
-                    <w:bCs w:val="0"/>
                     <w:lang w:val="es-AR"/>
                   </w:rPr>
                   <w:fldChar w:fldCharType="begin"/>
@@ -25601,8 +25628,6 @@
                 </w:r>
                 <w:r>
                   <w:rPr>
-                    <w:b w:val="0"/>
-                    <w:bCs w:val="0"/>
                     <w:lang w:val="es-AR"/>
                   </w:rPr>
                   <w:fldChar w:fldCharType="separate"/>
@@ -25616,8 +25641,6 @@
                 </w:r>
                 <w:r>
                   <w:rPr>
-                    <w:b w:val="0"/>
-                    <w:bCs w:val="0"/>
                     <w:lang w:val="es-AR"/>
                   </w:rPr>
                   <w:fldChar w:fldCharType="end"/>
@@ -25867,7 +25890,21 @@
         <w:rPr>
           <w:lang w:val="es-AR"/>
         </w:rPr>
-        <w:t xml:space="preserve"> y una relación rendimiento/costo particularmente atractiva para problemas reales de clasificación de texto. En el marco de la clasificación arancelaria HS04 sobre descripciones comerciales, esto lo convierte en un candidato especialmente sólido para superar a los </w:t>
+        <w:t xml:space="preserve"> y una relación rendimiento/</w:t>
+      </w:r>
+      <w:proofErr w:type="gramStart"/>
+      <w:r>
+        <w:rPr>
+          <w:lang w:val="es-AR"/>
+        </w:rPr>
+        <w:t>costo particularmente atractiva</w:t>
+      </w:r>
+      <w:proofErr w:type="gramEnd"/>
+      <w:r>
+        <w:rPr>
+          <w:lang w:val="es-AR"/>
+        </w:rPr>
+        <w:t xml:space="preserve"> para problemas reales de clasificación de texto. En el marco de la clasificación arancelaria HS04 sobre descripciones comerciales, esto lo convierte en un candidato especialmente sólido para superar a los </w:t>
       </w:r>
       <w:proofErr w:type="spellStart"/>
       <w:r>
@@ -25896,11 +25933,9 @@
       <w:r>
         <w:t xml:space="preserve">Entrenamiento y validaciones iterativas variando estados </w:t>
       </w:r>
-      <w:proofErr w:type="spellStart"/>
-      <w:r>
-        <w:t>aleatoreos</w:t>
-      </w:r>
-      <w:proofErr w:type="spellEnd"/>
+      <w:r>
+        <w:t>aleatorios</w:t>
+      </w:r>
       <w:r>
         <w:t xml:space="preserve"> del muestreo y los algoritmos</w:t>
       </w:r>
@@ -26005,7 +26040,7 @@
     <w:p/>
     <w:p>
       <w:pPr>
-        <w:pStyle w:val="Ttulo3"/>
+        <w:pStyle w:val="Ttulo2"/>
       </w:pPr>
       <w:proofErr w:type="spellStart"/>
       <w:r>
@@ -26021,7 +26056,7 @@
     <w:p/>
     <w:p>
       <w:pPr>
-        <w:pStyle w:val="Ttulo3"/>
+        <w:pStyle w:val="Ttulo2"/>
       </w:pPr>
       <w:r>
         <w:t>Comparación</w:t>
@@ -33622,6 +33657,7 @@
   <w:style w:type="character" w:default="1" w:styleId="Fuentedeprrafopredeter">
     <w:name w:val="Default Paragraph Font"/>
     <w:uiPriority w:val="1"/>
+    <w:semiHidden/>
     <w:unhideWhenUsed/>
   </w:style>
   <w:style w:type="table" w:default="1" w:styleId="Tablanormal">
